--- a/Knowledge/3-Work knowledge/1-Software Engineering/2-Testing/5-My Source/1-ISTQB Foundation Level/5-Test Management/6-Types of Test Reports/2-Daily_Status Test Report.docx
+++ b/Knowledge/3-Work knowledge/1-Software Engineering/2-Testing/5-My Source/1-ISTQB Foundation Level/5-Test Management/6-Types of Test Reports/2-Daily_Status Test Report.docx
@@ -36,51 +36,77 @@
       </w:pPr>
       <w:r>
         <w:rPr>
-          <w:b/>
-          <w:shd w:val="clear" w:color="auto" w:fill="B7B7B7"/>
-        </w:rPr>
-        <w:t># Source</w:t>
-      </w:r>
-      <w:r>
-        <w:rPr>
-          <w:shd w:val="clear" w:color="auto" w:fill="B7B7B7"/>
-        </w:rPr>
-        <w:t xml:space="preserve">: </w:t>
-      </w:r>
-      <w:r>
-        <w:rPr>
-          <w:b/>
-          <w:shd w:val="clear" w:color="auto" w:fill="B7B7B7"/>
-        </w:rPr>
-        <w:t xml:space="preserve">Chatgpt </w:t>
-      </w:r>
-      <w:r>
-        <w:rPr>
-          <w:b/>
-          <w:sz w:val="14"/>
-          <w:szCs w:val="14"/>
-          <w:shd w:val="clear" w:color="auto" w:fill="B7B7B7"/>
-        </w:rPr>
-        <w:t>(GPT</w:t>
-      </w:r>
-      <w:r>
-        <w:rPr>
-          <w:rFonts w:ascii="Cambria Math" w:hAnsi="Cambria Math" w:cs="Cambria Math"/>
-          <w:b/>
-          <w:sz w:val="14"/>
-          <w:szCs w:val="14"/>
-          <w:shd w:val="clear" w:color="auto" w:fill="B7B7B7"/>
+          <w:rFonts w:ascii="Arial" w:eastAsia="Arial" w:hAnsi="Arial" w:cs="Arial"/>
+          <w:b/>
+          <w:color w:val="000000"/>
+          <w:sz w:val="18"/>
+          <w:highlight w:val="lightGray"/>
+        </w:rPr>
+        <w:t># Source: AI Source: Provided by: [Data Path</w:t>
+      </w:r>
+      <w:r>
+        <w:rPr>
+          <w:rFonts w:ascii="Arial" w:eastAsia="Arial" w:hAnsi="Arial" w:cs="Arial"/>
+          <w:color w:val="000000"/>
+          <w:sz w:val="18"/>
+          <w:highlight w:val="lightGray"/>
+        </w:rPr>
+        <w:t xml:space="preserve">: Persons Table -&gt; ID Column: 1, Name_En Column: Motasem Essam] -&gt; </w:t>
+      </w:r>
+      <w:r>
+        <w:rPr>
+          <w:rFonts w:ascii="Arial" w:eastAsia="Arial" w:hAnsi="Arial" w:cs="Arial"/>
+          <w:b/>
+          <w:color w:val="000000"/>
+          <w:sz w:val="18"/>
+          <w:highlight w:val="lightGray"/>
+        </w:rPr>
+        <w:t>From:</w:t>
+      </w:r>
+      <w:r>
+        <w:rPr>
+          <w:rFonts w:ascii="Arial" w:eastAsia="Arial" w:hAnsi="Arial" w:cs="Arial"/>
+          <w:color w:val="000000"/>
+          <w:sz w:val="18"/>
+          <w:highlight w:val="lightGray"/>
+        </w:rPr>
+        <w:t xml:space="preserve"> [Chatgpt (GPT</w:t>
+      </w:r>
+      <w:r>
+        <w:rPr>
+          <w:rFonts w:ascii="Arial" w:eastAsia="Arial" w:hAnsi="Arial" w:cs="Cambria Math"/>
+          <w:color w:val="000000"/>
+          <w:sz w:val="18"/>
+          <w:highlight w:val="lightGray"/>
         </w:rPr>
         <w:t>‑</w:t>
       </w:r>
       <w:r>
         <w:rPr>
-          <w:b/>
-          <w:sz w:val="14"/>
-          <w:szCs w:val="14"/>
-          <w:shd w:val="clear" w:color="auto" w:fill="B7B7B7"/>
-        </w:rPr>
-        <w:t>5 Mini) at [8/18/2025]</w:t>
+          <w:rFonts w:ascii="Arial" w:eastAsia="Arial" w:hAnsi="Arial" w:cs="Arial"/>
+          <w:color w:val="000000"/>
+          <w:sz w:val="18"/>
+          <w:highlight w:val="lightGray"/>
+        </w:rPr>
+        <w:t xml:space="preserve">5 Mini)] </w:t>
+      </w:r>
+      <w:r>
+        <w:rPr>
+          <w:rFonts w:ascii="Arial" w:eastAsia="Arial" w:hAnsi="Arial" w:cs="Arial"/>
+          <w:b/>
+          <w:color w:val="000000"/>
+          <w:sz w:val="18"/>
+          <w:highlight w:val="lightGray"/>
+        </w:rPr>
+        <w:t>on</w:t>
+      </w:r>
+      <w:r>
+        <w:rPr>
+          <w:rFonts w:ascii="Arial" w:eastAsia="Arial" w:hAnsi="Arial"/>
+          <w:sz w:val="18"/>
+          <w:highlight w:val="lightGray"/>
+        </w:rPr>
+        <w:t xml:space="preserve"> [8/18/2025]</w:t>
       </w:r>
     </w:p>
     <w:p>
@@ -172,7 +198,7 @@
     </w:p>
     <w:p>
       <w:r>
-        <w:pict w14:anchorId="067BDA47">
+        <w:pict w14:anchorId="52264D68">
           <v:rect id="_x0000_i1025" style="width:0;height:1.5pt" o:hralign="center" o:hrstd="t" o:hr="t" fillcolor="#a0a0a0" stroked="f"/>
         </w:pict>
       </w:r>
@@ -196,51 +222,77 @@
       </w:pPr>
       <w:r>
         <w:rPr>
-          <w:b/>
-          <w:shd w:val="clear" w:color="auto" w:fill="B7B7B7"/>
-        </w:rPr>
-        <w:t># Source</w:t>
-      </w:r>
-      <w:r>
-        <w:rPr>
-          <w:shd w:val="clear" w:color="auto" w:fill="B7B7B7"/>
-        </w:rPr>
-        <w:t xml:space="preserve">: </w:t>
-      </w:r>
-      <w:r>
-        <w:rPr>
-          <w:b/>
-          <w:shd w:val="clear" w:color="auto" w:fill="B7B7B7"/>
-        </w:rPr>
-        <w:t xml:space="preserve">Chatgpt </w:t>
-      </w:r>
-      <w:r>
-        <w:rPr>
-          <w:b/>
-          <w:sz w:val="14"/>
-          <w:szCs w:val="14"/>
-          <w:shd w:val="clear" w:color="auto" w:fill="B7B7B7"/>
-        </w:rPr>
-        <w:t>(GPT</w:t>
-      </w:r>
-      <w:r>
-        <w:rPr>
-          <w:rFonts w:ascii="Cambria Math" w:hAnsi="Cambria Math" w:cs="Cambria Math"/>
-          <w:b/>
-          <w:sz w:val="14"/>
-          <w:szCs w:val="14"/>
-          <w:shd w:val="clear" w:color="auto" w:fill="B7B7B7"/>
+          <w:rFonts w:ascii="Arial" w:eastAsia="Arial" w:hAnsi="Arial" w:cs="Arial"/>
+          <w:b/>
+          <w:color w:val="000000"/>
+          <w:sz w:val="18"/>
+          <w:highlight w:val="lightGray"/>
+        </w:rPr>
+        <w:t># Source: AI Source: Provided by: [Data Path</w:t>
+      </w:r>
+      <w:r>
+        <w:rPr>
+          <w:rFonts w:ascii="Arial" w:eastAsia="Arial" w:hAnsi="Arial" w:cs="Arial"/>
+          <w:color w:val="000000"/>
+          <w:sz w:val="18"/>
+          <w:highlight w:val="lightGray"/>
+        </w:rPr>
+        <w:t xml:space="preserve">: Persons Table -&gt; ID Column: 1, Name_En Column: Motasem Essam] -&gt; </w:t>
+      </w:r>
+      <w:r>
+        <w:rPr>
+          <w:rFonts w:ascii="Arial" w:eastAsia="Arial" w:hAnsi="Arial" w:cs="Arial"/>
+          <w:b/>
+          <w:color w:val="000000"/>
+          <w:sz w:val="18"/>
+          <w:highlight w:val="lightGray"/>
+        </w:rPr>
+        <w:t>From:</w:t>
+      </w:r>
+      <w:r>
+        <w:rPr>
+          <w:rFonts w:ascii="Arial" w:eastAsia="Arial" w:hAnsi="Arial" w:cs="Arial"/>
+          <w:color w:val="000000"/>
+          <w:sz w:val="18"/>
+          <w:highlight w:val="lightGray"/>
+        </w:rPr>
+        <w:t xml:space="preserve"> [Chatgpt (GPT</w:t>
+      </w:r>
+      <w:r>
+        <w:rPr>
+          <w:rFonts w:ascii="Arial" w:eastAsia="Arial" w:hAnsi="Arial" w:cs="Cambria Math"/>
+          <w:color w:val="000000"/>
+          <w:sz w:val="18"/>
+          <w:highlight w:val="lightGray"/>
         </w:rPr>
         <w:t>‑</w:t>
       </w:r>
       <w:r>
         <w:rPr>
-          <w:b/>
-          <w:sz w:val="14"/>
-          <w:szCs w:val="14"/>
-          <w:shd w:val="clear" w:color="auto" w:fill="B7B7B7"/>
-        </w:rPr>
-        <w:t>5 Mini) at [8/18/2025]</w:t>
+          <w:rFonts w:ascii="Arial" w:eastAsia="Arial" w:hAnsi="Arial" w:cs="Arial"/>
+          <w:color w:val="000000"/>
+          <w:sz w:val="18"/>
+          <w:highlight w:val="lightGray"/>
+        </w:rPr>
+        <w:t xml:space="preserve">5 Mini)] </w:t>
+      </w:r>
+      <w:r>
+        <w:rPr>
+          <w:rFonts w:ascii="Arial" w:eastAsia="Arial" w:hAnsi="Arial" w:cs="Arial"/>
+          <w:b/>
+          <w:color w:val="000000"/>
+          <w:sz w:val="18"/>
+          <w:highlight w:val="lightGray"/>
+        </w:rPr>
+        <w:t>on</w:t>
+      </w:r>
+      <w:r>
+        <w:rPr>
+          <w:rFonts w:ascii="Arial" w:eastAsia="Arial" w:hAnsi="Arial"/>
+          <w:sz w:val="18"/>
+          <w:highlight w:val="lightGray"/>
+        </w:rPr>
+        <w:t xml:space="preserve"> [8/18/2025]</w:t>
       </w:r>
     </w:p>
     <w:p>
@@ -249,7 +301,7 @@
           <w:ilvl w:val="0"/>
           <w:numId w:val="6"/>
         </w:numPr>
-        <w:spacing w:before="240"/>
+        <w:spacing w:before="240" w:after="0" w:line="276" w:lineRule="auto"/>
         <w:rPr>
           <w:rFonts w:ascii="Roboto Mono" w:eastAsia="Roboto Mono" w:hAnsi="Roboto Mono" w:cs="Roboto Mono"/>
         </w:rPr>
@@ -275,6 +327,7 @@
           <w:ilvl w:val="1"/>
           <w:numId w:val="6"/>
         </w:numPr>
+        <w:spacing w:after="0" w:line="276" w:lineRule="auto"/>
         <w:rPr>
           <w:rFonts w:ascii="Roboto Mono" w:eastAsia="Roboto Mono" w:hAnsi="Roboto Mono" w:cs="Roboto Mono"/>
         </w:rPr>
@@ -298,6 +351,7 @@
           <w:ilvl w:val="1"/>
           <w:numId w:val="6"/>
         </w:numPr>
+        <w:spacing w:after="0" w:line="276" w:lineRule="auto"/>
         <w:rPr>
           <w:rFonts w:ascii="Roboto Mono" w:eastAsia="Roboto Mono" w:hAnsi="Roboto Mono" w:cs="Roboto Mono"/>
         </w:rPr>
@@ -321,6 +375,7 @@
           <w:ilvl w:val="1"/>
           <w:numId w:val="6"/>
         </w:numPr>
+        <w:spacing w:after="0" w:line="276" w:lineRule="auto"/>
         <w:rPr>
           <w:rFonts w:ascii="Roboto Mono" w:eastAsia="Roboto Mono" w:hAnsi="Roboto Mono" w:cs="Roboto Mono"/>
         </w:rPr>
@@ -344,6 +399,7 @@
           <w:ilvl w:val="0"/>
           <w:numId w:val="6"/>
         </w:numPr>
+        <w:spacing w:after="0" w:line="276" w:lineRule="auto"/>
         <w:rPr>
           <w:rFonts w:ascii="Roboto Mono" w:eastAsia="Roboto Mono" w:hAnsi="Roboto Mono" w:cs="Roboto Mono"/>
         </w:rPr>
@@ -369,6 +425,7 @@
           <w:ilvl w:val="1"/>
           <w:numId w:val="6"/>
         </w:numPr>
+        <w:spacing w:after="0" w:line="276" w:lineRule="auto"/>
         <w:rPr>
           <w:rFonts w:ascii="Roboto Mono" w:eastAsia="Roboto Mono" w:hAnsi="Roboto Mono" w:cs="Roboto Mono"/>
         </w:rPr>
@@ -392,6 +449,7 @@
           <w:ilvl w:val="1"/>
           <w:numId w:val="6"/>
         </w:numPr>
+        <w:spacing w:after="0" w:line="276" w:lineRule="auto"/>
         <w:rPr>
           <w:rFonts w:ascii="Roboto Mono" w:eastAsia="Roboto Mono" w:hAnsi="Roboto Mono" w:cs="Roboto Mono"/>
         </w:rPr>
@@ -415,6 +473,7 @@
           <w:ilvl w:val="1"/>
           <w:numId w:val="6"/>
         </w:numPr>
+        <w:spacing w:after="0" w:line="276" w:lineRule="auto"/>
         <w:rPr>
           <w:rFonts w:ascii="Roboto Mono" w:eastAsia="Roboto Mono" w:hAnsi="Roboto Mono" w:cs="Roboto Mono"/>
         </w:rPr>
@@ -438,6 +497,7 @@
           <w:ilvl w:val="0"/>
           <w:numId w:val="6"/>
         </w:numPr>
+        <w:spacing w:after="0" w:line="276" w:lineRule="auto"/>
         <w:rPr>
           <w:rFonts w:ascii="Roboto Mono" w:eastAsia="Roboto Mono" w:hAnsi="Roboto Mono" w:cs="Roboto Mono"/>
         </w:rPr>
@@ -463,15 +523,15 @@
           <w:ilvl w:val="1"/>
           <w:numId w:val="6"/>
         </w:numPr>
-        <w:rPr>
-          <w:rFonts w:ascii="Roboto Mono" w:eastAsia="Roboto Mono" w:hAnsi="Roboto Mono" w:cs="Roboto Mono"/>
-        </w:rPr>
-      </w:pPr>
-      <w:r>
-        <w:rPr>
-          <w:rFonts w:ascii="Roboto Mono" w:eastAsia="Roboto Mono" w:hAnsi="Roboto Mono" w:cs="Roboto Mono"/>
-        </w:rPr>
-        <w:lastRenderedPageBreak/>
+        <w:spacing w:after="0" w:line="276" w:lineRule="auto"/>
+        <w:rPr>
+          <w:rFonts w:ascii="Roboto Mono" w:eastAsia="Roboto Mono" w:hAnsi="Roboto Mono" w:cs="Roboto Mono"/>
+        </w:rPr>
+      </w:pPr>
+      <w:r>
+        <w:rPr>
+          <w:rFonts w:ascii="Roboto Mono" w:eastAsia="Roboto Mono" w:hAnsi="Roboto Mono" w:cs="Roboto Mono"/>
+        </w:rPr>
         <w:t>No. of defects raised today</w:t>
       </w:r>
       <w:r>
@@ -487,6 +547,7 @@
           <w:ilvl w:val="1"/>
           <w:numId w:val="6"/>
         </w:numPr>
+        <w:spacing w:after="0" w:line="276" w:lineRule="auto"/>
         <w:rPr>
           <w:rFonts w:ascii="Roboto Mono" w:eastAsia="Roboto Mono" w:hAnsi="Roboto Mono" w:cs="Roboto Mono"/>
         </w:rPr>
@@ -510,6 +571,7 @@
           <w:ilvl w:val="1"/>
           <w:numId w:val="6"/>
         </w:numPr>
+        <w:spacing w:after="0" w:line="276" w:lineRule="auto"/>
         <w:rPr>
           <w:rFonts w:ascii="Roboto Mono" w:eastAsia="Roboto Mono" w:hAnsi="Roboto Mono" w:cs="Roboto Mono"/>
         </w:rPr>
@@ -533,6 +595,7 @@
           <w:ilvl w:val="0"/>
           <w:numId w:val="6"/>
         </w:numPr>
+        <w:spacing w:after="0" w:line="276" w:lineRule="auto"/>
         <w:rPr>
           <w:rFonts w:ascii="Roboto Mono" w:eastAsia="Roboto Mono" w:hAnsi="Roboto Mono" w:cs="Roboto Mono"/>
         </w:rPr>
@@ -558,6 +621,7 @@
           <w:ilvl w:val="1"/>
           <w:numId w:val="6"/>
         </w:numPr>
+        <w:spacing w:after="0" w:line="276" w:lineRule="auto"/>
         <w:rPr>
           <w:rFonts w:ascii="Roboto Mono" w:eastAsia="Roboto Mono" w:hAnsi="Roboto Mono" w:cs="Roboto Mono"/>
         </w:rPr>
@@ -581,6 +645,7 @@
           <w:ilvl w:val="1"/>
           <w:numId w:val="6"/>
         </w:numPr>
+        <w:spacing w:after="0" w:line="276" w:lineRule="auto"/>
         <w:rPr>
           <w:rFonts w:ascii="Roboto Mono" w:eastAsia="Roboto Mono" w:hAnsi="Roboto Mono" w:cs="Roboto Mono"/>
         </w:rPr>
@@ -604,6 +669,7 @@
           <w:ilvl w:val="0"/>
           <w:numId w:val="6"/>
         </w:numPr>
+        <w:spacing w:after="0" w:line="276" w:lineRule="auto"/>
         <w:rPr>
           <w:rFonts w:ascii="Roboto Mono" w:eastAsia="Roboto Mono" w:hAnsi="Roboto Mono" w:cs="Roboto Mono"/>
         </w:rPr>
@@ -629,6 +695,7 @@
           <w:ilvl w:val="1"/>
           <w:numId w:val="6"/>
         </w:numPr>
+        <w:spacing w:after="0" w:line="276" w:lineRule="auto"/>
         <w:rPr>
           <w:rFonts w:ascii="Roboto Mono" w:eastAsia="Roboto Mono" w:hAnsi="Roboto Mono" w:cs="Roboto Mono"/>
         </w:rPr>
@@ -652,6 +719,7 @@
           <w:ilvl w:val="1"/>
           <w:numId w:val="6"/>
         </w:numPr>
+        <w:spacing w:after="0" w:line="276" w:lineRule="auto"/>
         <w:rPr>
           <w:rFonts w:ascii="Roboto Mono" w:eastAsia="Roboto Mono" w:hAnsi="Roboto Mono" w:cs="Roboto Mono"/>
         </w:rPr>
@@ -675,6 +743,7 @@
           <w:ilvl w:val="1"/>
           <w:numId w:val="6"/>
         </w:numPr>
+        <w:spacing w:after="0" w:line="276" w:lineRule="auto"/>
         <w:rPr>
           <w:rFonts w:ascii="Roboto Mono" w:eastAsia="Roboto Mono" w:hAnsi="Roboto Mono" w:cs="Roboto Mono"/>
         </w:rPr>
@@ -698,6 +767,7 @@
           <w:ilvl w:val="0"/>
           <w:numId w:val="6"/>
         </w:numPr>
+        <w:spacing w:after="0" w:line="276" w:lineRule="auto"/>
         <w:rPr>
           <w:rFonts w:ascii="Roboto Mono" w:eastAsia="Roboto Mono" w:hAnsi="Roboto Mono" w:cs="Roboto Mono"/>
         </w:rPr>
@@ -723,6 +793,7 @@
           <w:ilvl w:val="1"/>
           <w:numId w:val="6"/>
         </w:numPr>
+        <w:spacing w:after="0" w:line="276" w:lineRule="auto"/>
         <w:rPr>
           <w:rFonts w:ascii="Roboto Mono" w:eastAsia="Roboto Mono" w:hAnsi="Roboto Mono" w:cs="Roboto Mono"/>
         </w:rPr>
@@ -746,7 +817,7 @@
           <w:ilvl w:val="1"/>
           <w:numId w:val="6"/>
         </w:numPr>
-        <w:spacing w:after="240"/>
+        <w:spacing w:after="240" w:line="276" w:lineRule="auto"/>
       </w:pPr>
       <w:r>
         <w:rPr>
@@ -760,7 +831,7 @@
     </w:p>
     <w:p>
       <w:r>
-        <w:pict w14:anchorId="58719508">
+        <w:pict w14:anchorId="22748206">
           <v:rect id="_x0000_i1026" style="width:0;height:1.5pt" o:hralign="center" o:hrstd="t" o:hr="t" fillcolor="#a0a0a0" stroked="f"/>
         </w:pict>
       </w:r>
@@ -784,51 +855,77 @@
       </w:pPr>
       <w:r>
         <w:rPr>
-          <w:b/>
-          <w:shd w:val="clear" w:color="auto" w:fill="B7B7B7"/>
-        </w:rPr>
-        <w:t># Source</w:t>
-      </w:r>
-      <w:r>
-        <w:rPr>
-          <w:shd w:val="clear" w:color="auto" w:fill="B7B7B7"/>
-        </w:rPr>
-        <w:t xml:space="preserve">: </w:t>
-      </w:r>
-      <w:r>
-        <w:rPr>
-          <w:b/>
-          <w:shd w:val="clear" w:color="auto" w:fill="B7B7B7"/>
-        </w:rPr>
-        <w:t xml:space="preserve">Chatgpt </w:t>
-      </w:r>
-      <w:r>
-        <w:rPr>
-          <w:b/>
-          <w:sz w:val="14"/>
-          <w:szCs w:val="14"/>
-          <w:shd w:val="clear" w:color="auto" w:fill="B7B7B7"/>
-        </w:rPr>
-        <w:t>(GPT</w:t>
-      </w:r>
-      <w:r>
-        <w:rPr>
-          <w:rFonts w:ascii="Cambria Math" w:hAnsi="Cambria Math" w:cs="Cambria Math"/>
-          <w:b/>
-          <w:sz w:val="14"/>
-          <w:szCs w:val="14"/>
-          <w:shd w:val="clear" w:color="auto" w:fill="B7B7B7"/>
+          <w:rFonts w:ascii="Arial" w:eastAsia="Arial" w:hAnsi="Arial" w:cs="Arial"/>
+          <w:b/>
+          <w:color w:val="000000"/>
+          <w:sz w:val="18"/>
+          <w:highlight w:val="lightGray"/>
+        </w:rPr>
+        <w:t># Source: AI Source: Provided by: [Data Path</w:t>
+      </w:r>
+      <w:r>
+        <w:rPr>
+          <w:rFonts w:ascii="Arial" w:eastAsia="Arial" w:hAnsi="Arial" w:cs="Arial"/>
+          <w:color w:val="000000"/>
+          <w:sz w:val="18"/>
+          <w:highlight w:val="lightGray"/>
+        </w:rPr>
+        <w:t xml:space="preserve">: Persons Table -&gt; ID Column: 1, Name_En Column: Motasem Essam] -&gt; </w:t>
+      </w:r>
+      <w:r>
+        <w:rPr>
+          <w:rFonts w:ascii="Arial" w:eastAsia="Arial" w:hAnsi="Arial" w:cs="Arial"/>
+          <w:b/>
+          <w:color w:val="000000"/>
+          <w:sz w:val="18"/>
+          <w:highlight w:val="lightGray"/>
+        </w:rPr>
+        <w:t>From:</w:t>
+      </w:r>
+      <w:r>
+        <w:rPr>
+          <w:rFonts w:ascii="Arial" w:eastAsia="Arial" w:hAnsi="Arial" w:cs="Arial"/>
+          <w:color w:val="000000"/>
+          <w:sz w:val="18"/>
+          <w:highlight w:val="lightGray"/>
+        </w:rPr>
+        <w:t xml:space="preserve"> [Chatgpt (GPT</w:t>
+      </w:r>
+      <w:r>
+        <w:rPr>
+          <w:rFonts w:ascii="Arial" w:eastAsia="Arial" w:hAnsi="Arial" w:cs="Cambria Math"/>
+          <w:color w:val="000000"/>
+          <w:sz w:val="18"/>
+          <w:highlight w:val="lightGray"/>
         </w:rPr>
         <w:t>‑</w:t>
       </w:r>
       <w:r>
         <w:rPr>
-          <w:b/>
-          <w:sz w:val="14"/>
-          <w:szCs w:val="14"/>
-          <w:shd w:val="clear" w:color="auto" w:fill="B7B7B7"/>
-        </w:rPr>
-        <w:t>5 Mini) at [8/18/2025]</w:t>
+          <w:rFonts w:ascii="Arial" w:eastAsia="Arial" w:hAnsi="Arial" w:cs="Arial"/>
+          <w:color w:val="000000"/>
+          <w:sz w:val="18"/>
+          <w:highlight w:val="lightGray"/>
+        </w:rPr>
+        <w:t xml:space="preserve">5 Mini)] </w:t>
+      </w:r>
+      <w:r>
+        <w:rPr>
+          <w:rFonts w:ascii="Arial" w:eastAsia="Arial" w:hAnsi="Arial" w:cs="Arial"/>
+          <w:b/>
+          <w:color w:val="000000"/>
+          <w:sz w:val="18"/>
+          <w:highlight w:val="lightGray"/>
+        </w:rPr>
+        <w:t>on</w:t>
+      </w:r>
+      <w:r>
+        <w:rPr>
+          <w:rFonts w:ascii="Arial" w:eastAsia="Arial" w:hAnsi="Arial"/>
+          <w:sz w:val="18"/>
+          <w:highlight w:val="lightGray"/>
+        </w:rPr>
+        <w:t xml:space="preserve"> [8/18/2025]</w:t>
       </w:r>
     </w:p>
     <w:p>
@@ -924,52 +1021,77 @@
       </w:pPr>
       <w:r>
         <w:rPr>
-          <w:b/>
-          <w:shd w:val="clear" w:color="auto" w:fill="B7B7B7"/>
-        </w:rPr>
-        <w:lastRenderedPageBreak/>
-        <w:t># Source</w:t>
-      </w:r>
-      <w:r>
-        <w:rPr>
-          <w:shd w:val="clear" w:color="auto" w:fill="B7B7B7"/>
-        </w:rPr>
-        <w:t xml:space="preserve">: </w:t>
-      </w:r>
-      <w:r>
-        <w:rPr>
-          <w:b/>
-          <w:shd w:val="clear" w:color="auto" w:fill="B7B7B7"/>
-        </w:rPr>
-        <w:t xml:space="preserve">Chatgpt </w:t>
-      </w:r>
-      <w:r>
-        <w:rPr>
-          <w:b/>
-          <w:sz w:val="14"/>
-          <w:szCs w:val="14"/>
-          <w:shd w:val="clear" w:color="auto" w:fill="B7B7B7"/>
-        </w:rPr>
-        <w:t>(GPT</w:t>
-      </w:r>
-      <w:r>
-        <w:rPr>
-          <w:rFonts w:ascii="Cambria Math" w:hAnsi="Cambria Math" w:cs="Cambria Math"/>
-          <w:b/>
-          <w:sz w:val="14"/>
-          <w:szCs w:val="14"/>
-          <w:shd w:val="clear" w:color="auto" w:fill="B7B7B7"/>
+          <w:rFonts w:ascii="Arial" w:eastAsia="Arial" w:hAnsi="Arial" w:cs="Arial"/>
+          <w:b/>
+          <w:color w:val="000000"/>
+          <w:sz w:val="18"/>
+          <w:highlight w:val="lightGray"/>
+        </w:rPr>
+        <w:t># Source: AI Source: Provided by: [Data Path</w:t>
+      </w:r>
+      <w:r>
+        <w:rPr>
+          <w:rFonts w:ascii="Arial" w:eastAsia="Arial" w:hAnsi="Arial" w:cs="Arial"/>
+          <w:color w:val="000000"/>
+          <w:sz w:val="18"/>
+          <w:highlight w:val="lightGray"/>
+        </w:rPr>
+        <w:t xml:space="preserve">: Persons Table -&gt; ID Column: 1, Name_En Column: Motasem Essam] -&gt; </w:t>
+      </w:r>
+      <w:r>
+        <w:rPr>
+          <w:rFonts w:ascii="Arial" w:eastAsia="Arial" w:hAnsi="Arial" w:cs="Arial"/>
+          <w:b/>
+          <w:color w:val="000000"/>
+          <w:sz w:val="18"/>
+          <w:highlight w:val="lightGray"/>
+        </w:rPr>
+        <w:t>From:</w:t>
+      </w:r>
+      <w:r>
+        <w:rPr>
+          <w:rFonts w:ascii="Arial" w:eastAsia="Arial" w:hAnsi="Arial" w:cs="Arial"/>
+          <w:color w:val="000000"/>
+          <w:sz w:val="18"/>
+          <w:highlight w:val="lightGray"/>
+        </w:rPr>
+        <w:t xml:space="preserve"> [Chatgpt (GPT</w:t>
+      </w:r>
+      <w:r>
+        <w:rPr>
+          <w:rFonts w:ascii="Arial" w:eastAsia="Arial" w:hAnsi="Arial" w:cs="Cambria Math"/>
+          <w:color w:val="000000"/>
+          <w:sz w:val="18"/>
+          <w:highlight w:val="lightGray"/>
         </w:rPr>
         <w:t>‑</w:t>
       </w:r>
       <w:r>
         <w:rPr>
-          <w:b/>
-          <w:sz w:val="14"/>
-          <w:szCs w:val="14"/>
-          <w:shd w:val="clear" w:color="auto" w:fill="B7B7B7"/>
-        </w:rPr>
-        <w:t>5 Mini) at [8/18/2025]</w:t>
+          <w:rFonts w:ascii="Arial" w:eastAsia="Arial" w:hAnsi="Arial" w:cs="Arial"/>
+          <w:color w:val="000000"/>
+          <w:sz w:val="18"/>
+          <w:highlight w:val="lightGray"/>
+        </w:rPr>
+        <w:t xml:space="preserve">5 Mini)] </w:t>
+      </w:r>
+      <w:r>
+        <w:rPr>
+          <w:rFonts w:ascii="Arial" w:eastAsia="Arial" w:hAnsi="Arial" w:cs="Arial"/>
+          <w:b/>
+          <w:color w:val="000000"/>
+          <w:sz w:val="18"/>
+          <w:highlight w:val="lightGray"/>
+        </w:rPr>
+        <w:t>on</w:t>
+      </w:r>
+      <w:r>
+        <w:rPr>
+          <w:rFonts w:ascii="Arial" w:eastAsia="Arial" w:hAnsi="Arial"/>
+          <w:sz w:val="18"/>
+          <w:highlight w:val="lightGray"/>
+        </w:rPr>
+        <w:t xml:space="preserve"> [8/18/2025]</w:t>
       </w:r>
     </w:p>
     <w:p>
@@ -978,7 +1100,7 @@
           <w:ilvl w:val="0"/>
           <w:numId w:val="4"/>
         </w:numPr>
-        <w:spacing w:before="240"/>
+        <w:spacing w:before="240" w:after="0" w:line="276" w:lineRule="auto"/>
         <w:rPr>
           <w:rFonts w:ascii="Roboto Mono" w:eastAsia="Roboto Mono" w:hAnsi="Roboto Mono" w:cs="Roboto Mono"/>
         </w:rPr>
@@ -1002,6 +1124,7 @@
           <w:ilvl w:val="0"/>
           <w:numId w:val="4"/>
         </w:numPr>
+        <w:spacing w:after="0" w:line="276" w:lineRule="auto"/>
         <w:rPr>
           <w:rFonts w:ascii="Roboto Mono" w:eastAsia="Roboto Mono" w:hAnsi="Roboto Mono" w:cs="Roboto Mono"/>
         </w:rPr>
@@ -1025,6 +1148,7 @@
           <w:ilvl w:val="1"/>
           <w:numId w:val="4"/>
         </w:numPr>
+        <w:spacing w:after="0" w:line="276" w:lineRule="auto"/>
         <w:rPr>
           <w:rFonts w:ascii="Roboto Mono" w:eastAsia="Roboto Mono" w:hAnsi="Roboto Mono" w:cs="Roboto Mono"/>
         </w:rPr>
@@ -1048,6 +1172,7 @@
           <w:ilvl w:val="1"/>
           <w:numId w:val="4"/>
         </w:numPr>
+        <w:spacing w:after="0" w:line="276" w:lineRule="auto"/>
         <w:rPr>
           <w:rFonts w:ascii="Roboto Mono" w:eastAsia="Roboto Mono" w:hAnsi="Roboto Mono" w:cs="Roboto Mono"/>
         </w:rPr>
@@ -1071,6 +1196,7 @@
           <w:ilvl w:val="1"/>
           <w:numId w:val="4"/>
         </w:numPr>
+        <w:spacing w:after="0" w:line="276" w:lineRule="auto"/>
         <w:rPr>
           <w:rFonts w:ascii="Roboto Mono" w:eastAsia="Roboto Mono" w:hAnsi="Roboto Mono" w:cs="Roboto Mono"/>
         </w:rPr>
@@ -1094,7 +1220,7 @@
           <w:ilvl w:val="0"/>
           <w:numId w:val="4"/>
         </w:numPr>
-        <w:spacing w:after="240"/>
+        <w:spacing w:after="240" w:line="276" w:lineRule="auto"/>
         <w:rPr>
           <w:rFonts w:ascii="Roboto Mono" w:eastAsia="Roboto Mono" w:hAnsi="Roboto Mono" w:cs="Roboto Mono"/>
         </w:rPr>
@@ -1143,51 +1269,77 @@
       </w:pPr>
       <w:r>
         <w:rPr>
-          <w:b/>
-          <w:shd w:val="clear" w:color="auto" w:fill="B7B7B7"/>
-        </w:rPr>
-        <w:t># Source</w:t>
-      </w:r>
-      <w:r>
-        <w:rPr>
-          <w:shd w:val="clear" w:color="auto" w:fill="B7B7B7"/>
-        </w:rPr>
-        <w:t xml:space="preserve">: </w:t>
-      </w:r>
-      <w:r>
-        <w:rPr>
-          <w:b/>
-          <w:shd w:val="clear" w:color="auto" w:fill="B7B7B7"/>
-        </w:rPr>
-        <w:t xml:space="preserve">Chatgpt </w:t>
-      </w:r>
-      <w:r>
-        <w:rPr>
-          <w:b/>
-          <w:sz w:val="14"/>
-          <w:szCs w:val="14"/>
-          <w:shd w:val="clear" w:color="auto" w:fill="B7B7B7"/>
-        </w:rPr>
-        <w:t>(GPT</w:t>
-      </w:r>
-      <w:r>
-        <w:rPr>
-          <w:rFonts w:ascii="Cambria Math" w:hAnsi="Cambria Math" w:cs="Cambria Math"/>
-          <w:b/>
-          <w:sz w:val="14"/>
-          <w:szCs w:val="14"/>
-          <w:shd w:val="clear" w:color="auto" w:fill="B7B7B7"/>
+          <w:rFonts w:ascii="Arial" w:eastAsia="Arial" w:hAnsi="Arial" w:cs="Arial"/>
+          <w:b/>
+          <w:color w:val="000000"/>
+          <w:sz w:val="18"/>
+          <w:highlight w:val="lightGray"/>
+        </w:rPr>
+        <w:t># Source: AI Source: Provided by: [Data Path</w:t>
+      </w:r>
+      <w:r>
+        <w:rPr>
+          <w:rFonts w:ascii="Arial" w:eastAsia="Arial" w:hAnsi="Arial" w:cs="Arial"/>
+          <w:color w:val="000000"/>
+          <w:sz w:val="18"/>
+          <w:highlight w:val="lightGray"/>
+        </w:rPr>
+        <w:t xml:space="preserve">: Persons Table -&gt; ID Column: 1, Name_En Column: Motasem Essam] -&gt; </w:t>
+      </w:r>
+      <w:r>
+        <w:rPr>
+          <w:rFonts w:ascii="Arial" w:eastAsia="Arial" w:hAnsi="Arial" w:cs="Arial"/>
+          <w:b/>
+          <w:color w:val="000000"/>
+          <w:sz w:val="18"/>
+          <w:highlight w:val="lightGray"/>
+        </w:rPr>
+        <w:t>From:</w:t>
+      </w:r>
+      <w:r>
+        <w:rPr>
+          <w:rFonts w:ascii="Arial" w:eastAsia="Arial" w:hAnsi="Arial" w:cs="Arial"/>
+          <w:color w:val="000000"/>
+          <w:sz w:val="18"/>
+          <w:highlight w:val="lightGray"/>
+        </w:rPr>
+        <w:t xml:space="preserve"> [Chatgpt (GPT</w:t>
+      </w:r>
+      <w:r>
+        <w:rPr>
+          <w:rFonts w:ascii="Arial" w:eastAsia="Arial" w:hAnsi="Arial" w:cs="Cambria Math"/>
+          <w:color w:val="000000"/>
+          <w:sz w:val="18"/>
+          <w:highlight w:val="lightGray"/>
         </w:rPr>
         <w:t>‑</w:t>
       </w:r>
       <w:r>
         <w:rPr>
-          <w:b/>
-          <w:sz w:val="14"/>
-          <w:szCs w:val="14"/>
-          <w:shd w:val="clear" w:color="auto" w:fill="B7B7B7"/>
-        </w:rPr>
-        <w:t>5 Mini) at [8/18/2025]</w:t>
+          <w:rFonts w:ascii="Arial" w:eastAsia="Arial" w:hAnsi="Arial" w:cs="Arial"/>
+          <w:color w:val="000000"/>
+          <w:sz w:val="18"/>
+          <w:highlight w:val="lightGray"/>
+        </w:rPr>
+        <w:t xml:space="preserve">5 Mini)] </w:t>
+      </w:r>
+      <w:r>
+        <w:rPr>
+          <w:rFonts w:ascii="Arial" w:eastAsia="Arial" w:hAnsi="Arial" w:cs="Arial"/>
+          <w:b/>
+          <w:color w:val="000000"/>
+          <w:sz w:val="18"/>
+          <w:highlight w:val="lightGray"/>
+        </w:rPr>
+        <w:t>on</w:t>
+      </w:r>
+      <w:r>
+        <w:rPr>
+          <w:rFonts w:ascii="Arial" w:eastAsia="Arial" w:hAnsi="Arial"/>
+          <w:sz w:val="18"/>
+          <w:highlight w:val="lightGray"/>
+        </w:rPr>
+        <w:t xml:space="preserve"> [8/18/2025]</w:t>
       </w:r>
     </w:p>
     <w:p>
@@ -1196,7 +1348,7 @@
           <w:ilvl w:val="0"/>
           <w:numId w:val="3"/>
         </w:numPr>
-        <w:spacing w:before="240"/>
+        <w:spacing w:before="240" w:after="0" w:line="276" w:lineRule="auto"/>
         <w:rPr>
           <w:rFonts w:ascii="Roboto Mono" w:eastAsia="Roboto Mono" w:hAnsi="Roboto Mono" w:cs="Roboto Mono"/>
         </w:rPr>
@@ -1220,6 +1372,7 @@
           <w:ilvl w:val="1"/>
           <w:numId w:val="3"/>
         </w:numPr>
+        <w:spacing w:after="0" w:line="276" w:lineRule="auto"/>
         <w:rPr>
           <w:rFonts w:ascii="Roboto Mono" w:eastAsia="Roboto Mono" w:hAnsi="Roboto Mono" w:cs="Roboto Mono"/>
         </w:rPr>
@@ -1243,6 +1396,7 @@
           <w:ilvl w:val="1"/>
           <w:numId w:val="3"/>
         </w:numPr>
+        <w:spacing w:after="0" w:line="276" w:lineRule="auto"/>
         <w:rPr>
           <w:rFonts w:ascii="Roboto Mono" w:eastAsia="Roboto Mono" w:hAnsi="Roboto Mono" w:cs="Roboto Mono"/>
         </w:rPr>
@@ -1266,6 +1420,7 @@
           <w:ilvl w:val="1"/>
           <w:numId w:val="3"/>
         </w:numPr>
+        <w:spacing w:after="0" w:line="276" w:lineRule="auto"/>
         <w:rPr>
           <w:rFonts w:ascii="Roboto Mono" w:eastAsia="Roboto Mono" w:hAnsi="Roboto Mono" w:cs="Roboto Mono"/>
         </w:rPr>
@@ -1289,7 +1444,7 @@
           <w:ilvl w:val="0"/>
           <w:numId w:val="3"/>
         </w:numPr>
-        <w:spacing w:after="240"/>
+        <w:spacing w:after="240" w:line="276" w:lineRule="auto"/>
         <w:rPr>
           <w:rFonts w:ascii="Roboto Mono" w:eastAsia="Roboto Mono" w:hAnsi="Roboto Mono" w:cs="Roboto Mono"/>
         </w:rPr>
@@ -1338,51 +1493,77 @@
       </w:pPr>
       <w:r>
         <w:rPr>
-          <w:b/>
-          <w:shd w:val="clear" w:color="auto" w:fill="B7B7B7"/>
-        </w:rPr>
-        <w:t># Source</w:t>
-      </w:r>
-      <w:r>
-        <w:rPr>
-          <w:shd w:val="clear" w:color="auto" w:fill="B7B7B7"/>
-        </w:rPr>
-        <w:t xml:space="preserve">: </w:t>
-      </w:r>
-      <w:r>
-        <w:rPr>
-          <w:b/>
-          <w:shd w:val="clear" w:color="auto" w:fill="B7B7B7"/>
-        </w:rPr>
-        <w:t xml:space="preserve">Chatgpt </w:t>
-      </w:r>
-      <w:r>
-        <w:rPr>
-          <w:b/>
-          <w:sz w:val="14"/>
-          <w:szCs w:val="14"/>
-          <w:shd w:val="clear" w:color="auto" w:fill="B7B7B7"/>
-        </w:rPr>
-        <w:t>(GPT</w:t>
-      </w:r>
-      <w:r>
-        <w:rPr>
-          <w:rFonts w:ascii="Cambria Math" w:hAnsi="Cambria Math" w:cs="Cambria Math"/>
-          <w:b/>
-          <w:sz w:val="14"/>
-          <w:szCs w:val="14"/>
-          <w:shd w:val="clear" w:color="auto" w:fill="B7B7B7"/>
+          <w:rFonts w:ascii="Arial" w:eastAsia="Arial" w:hAnsi="Arial" w:cs="Arial"/>
+          <w:b/>
+          <w:color w:val="000000"/>
+          <w:sz w:val="18"/>
+          <w:highlight w:val="lightGray"/>
+        </w:rPr>
+        <w:t># Source: AI Source: Provided by: [Data Path</w:t>
+      </w:r>
+      <w:r>
+        <w:rPr>
+          <w:rFonts w:ascii="Arial" w:eastAsia="Arial" w:hAnsi="Arial" w:cs="Arial"/>
+          <w:color w:val="000000"/>
+          <w:sz w:val="18"/>
+          <w:highlight w:val="lightGray"/>
+        </w:rPr>
+        <w:t xml:space="preserve">: Persons Table -&gt; ID Column: 1, Name_En Column: Motasem Essam] -&gt; </w:t>
+      </w:r>
+      <w:r>
+        <w:rPr>
+          <w:rFonts w:ascii="Arial" w:eastAsia="Arial" w:hAnsi="Arial" w:cs="Arial"/>
+          <w:b/>
+          <w:color w:val="000000"/>
+          <w:sz w:val="18"/>
+          <w:highlight w:val="lightGray"/>
+        </w:rPr>
+        <w:t>From:</w:t>
+      </w:r>
+      <w:r>
+        <w:rPr>
+          <w:rFonts w:ascii="Arial" w:eastAsia="Arial" w:hAnsi="Arial" w:cs="Arial"/>
+          <w:color w:val="000000"/>
+          <w:sz w:val="18"/>
+          <w:highlight w:val="lightGray"/>
+        </w:rPr>
+        <w:t xml:space="preserve"> [Chatgpt (GPT</w:t>
+      </w:r>
+      <w:r>
+        <w:rPr>
+          <w:rFonts w:ascii="Arial" w:eastAsia="Arial" w:hAnsi="Arial" w:cs="Cambria Math"/>
+          <w:color w:val="000000"/>
+          <w:sz w:val="18"/>
+          <w:highlight w:val="lightGray"/>
         </w:rPr>
         <w:t>‑</w:t>
       </w:r>
       <w:r>
         <w:rPr>
-          <w:b/>
-          <w:sz w:val="14"/>
-          <w:szCs w:val="14"/>
-          <w:shd w:val="clear" w:color="auto" w:fill="B7B7B7"/>
-        </w:rPr>
-        <w:t>5 Mini) at [8/18/2025]</w:t>
+          <w:rFonts w:ascii="Arial" w:eastAsia="Arial" w:hAnsi="Arial" w:cs="Arial"/>
+          <w:color w:val="000000"/>
+          <w:sz w:val="18"/>
+          <w:highlight w:val="lightGray"/>
+        </w:rPr>
+        <w:t xml:space="preserve">5 Mini)] </w:t>
+      </w:r>
+      <w:r>
+        <w:rPr>
+          <w:rFonts w:ascii="Arial" w:eastAsia="Arial" w:hAnsi="Arial" w:cs="Arial"/>
+          <w:b/>
+          <w:color w:val="000000"/>
+          <w:sz w:val="18"/>
+          <w:highlight w:val="lightGray"/>
+        </w:rPr>
+        <w:t>on</w:t>
+      </w:r>
+      <w:r>
+        <w:rPr>
+          <w:rFonts w:ascii="Arial" w:eastAsia="Arial" w:hAnsi="Arial"/>
+          <w:sz w:val="18"/>
+          <w:highlight w:val="lightGray"/>
+        </w:rPr>
+        <w:t xml:space="preserve"> [8/18/2025]</w:t>
       </w:r>
     </w:p>
     <w:p>
@@ -1391,7 +1572,7 @@
           <w:ilvl w:val="0"/>
           <w:numId w:val="2"/>
         </w:numPr>
-        <w:spacing w:before="240"/>
+        <w:spacing w:before="240" w:after="0" w:line="276" w:lineRule="auto"/>
         <w:rPr>
           <w:rFonts w:ascii="Roboto Mono" w:eastAsia="Roboto Mono" w:hAnsi="Roboto Mono" w:cs="Roboto Mono"/>
         </w:rPr>
@@ -1415,7 +1596,7 @@
           <w:ilvl w:val="0"/>
           <w:numId w:val="2"/>
         </w:numPr>
-        <w:spacing w:after="240"/>
+        <w:spacing w:after="240" w:line="276" w:lineRule="auto"/>
         <w:rPr>
           <w:rFonts w:ascii="Roboto Mono" w:eastAsia="Roboto Mono" w:hAnsi="Roboto Mono" w:cs="Roboto Mono"/>
         </w:rPr>
@@ -1455,7 +1636,6 @@
           <w:sz w:val="26"/>
           <w:szCs w:val="26"/>
         </w:rPr>
-        <w:lastRenderedPageBreak/>
         <w:t>📌 Next Steps (Tomorrow)</w:t>
       </w:r>
     </w:p>
@@ -1465,51 +1645,77 @@
       </w:pPr>
       <w:r>
         <w:rPr>
-          <w:b/>
-          <w:shd w:val="clear" w:color="auto" w:fill="B7B7B7"/>
-        </w:rPr>
-        <w:t># Source</w:t>
-      </w:r>
-      <w:r>
-        <w:rPr>
-          <w:shd w:val="clear" w:color="auto" w:fill="B7B7B7"/>
-        </w:rPr>
-        <w:t xml:space="preserve">: </w:t>
-      </w:r>
-      <w:r>
-        <w:rPr>
-          <w:b/>
-          <w:shd w:val="clear" w:color="auto" w:fill="B7B7B7"/>
-        </w:rPr>
-        <w:t xml:space="preserve">Chatgpt </w:t>
-      </w:r>
-      <w:r>
-        <w:rPr>
-          <w:b/>
-          <w:sz w:val="14"/>
-          <w:szCs w:val="14"/>
-          <w:shd w:val="clear" w:color="auto" w:fill="B7B7B7"/>
-        </w:rPr>
-        <w:t>(GPT</w:t>
-      </w:r>
-      <w:r>
-        <w:rPr>
-          <w:rFonts w:ascii="Cambria Math" w:hAnsi="Cambria Math" w:cs="Cambria Math"/>
-          <w:b/>
-          <w:sz w:val="14"/>
-          <w:szCs w:val="14"/>
-          <w:shd w:val="clear" w:color="auto" w:fill="B7B7B7"/>
+          <w:rFonts w:ascii="Arial" w:eastAsia="Arial" w:hAnsi="Arial" w:cs="Arial"/>
+          <w:b/>
+          <w:color w:val="000000"/>
+          <w:sz w:val="18"/>
+          <w:highlight w:val="lightGray"/>
+        </w:rPr>
+        <w:t># Source: AI Source: Provided by: [Data Path</w:t>
+      </w:r>
+      <w:r>
+        <w:rPr>
+          <w:rFonts w:ascii="Arial" w:eastAsia="Arial" w:hAnsi="Arial" w:cs="Arial"/>
+          <w:color w:val="000000"/>
+          <w:sz w:val="18"/>
+          <w:highlight w:val="lightGray"/>
+        </w:rPr>
+        <w:t xml:space="preserve">: Persons Table -&gt; ID Column: 1, Name_En Column: Motasem Essam] -&gt; </w:t>
+      </w:r>
+      <w:r>
+        <w:rPr>
+          <w:rFonts w:ascii="Arial" w:eastAsia="Arial" w:hAnsi="Arial" w:cs="Arial"/>
+          <w:b/>
+          <w:color w:val="000000"/>
+          <w:sz w:val="18"/>
+          <w:highlight w:val="lightGray"/>
+        </w:rPr>
+        <w:t>From:</w:t>
+      </w:r>
+      <w:r>
+        <w:rPr>
+          <w:rFonts w:ascii="Arial" w:eastAsia="Arial" w:hAnsi="Arial" w:cs="Arial"/>
+          <w:color w:val="000000"/>
+          <w:sz w:val="18"/>
+          <w:highlight w:val="lightGray"/>
+        </w:rPr>
+        <w:t xml:space="preserve"> [Chatgpt (GPT</w:t>
+      </w:r>
+      <w:r>
+        <w:rPr>
+          <w:rFonts w:ascii="Arial" w:eastAsia="Arial" w:hAnsi="Arial" w:cs="Cambria Math"/>
+          <w:color w:val="000000"/>
+          <w:sz w:val="18"/>
+          <w:highlight w:val="lightGray"/>
         </w:rPr>
         <w:t>‑</w:t>
       </w:r>
       <w:r>
         <w:rPr>
-          <w:b/>
-          <w:sz w:val="14"/>
-          <w:szCs w:val="14"/>
-          <w:shd w:val="clear" w:color="auto" w:fill="B7B7B7"/>
-        </w:rPr>
-        <w:t>5 Mini) at [8/18/2025]</w:t>
+          <w:rFonts w:ascii="Arial" w:eastAsia="Arial" w:hAnsi="Arial" w:cs="Arial"/>
+          <w:color w:val="000000"/>
+          <w:sz w:val="18"/>
+          <w:highlight w:val="lightGray"/>
+        </w:rPr>
+        <w:t xml:space="preserve">5 Mini)] </w:t>
+      </w:r>
+      <w:r>
+        <w:rPr>
+          <w:rFonts w:ascii="Arial" w:eastAsia="Arial" w:hAnsi="Arial" w:cs="Arial"/>
+          <w:b/>
+          <w:color w:val="000000"/>
+          <w:sz w:val="18"/>
+          <w:highlight w:val="lightGray"/>
+        </w:rPr>
+        <w:t>on</w:t>
+      </w:r>
+      <w:r>
+        <w:rPr>
+          <w:rFonts w:ascii="Arial" w:eastAsia="Arial" w:hAnsi="Arial"/>
+          <w:sz w:val="18"/>
+          <w:highlight w:val="lightGray"/>
+        </w:rPr>
+        <w:t xml:space="preserve"> [8/18/2025]</w:t>
       </w:r>
     </w:p>
     <w:p>
@@ -1518,7 +1724,7 @@
           <w:ilvl w:val="0"/>
           <w:numId w:val="1"/>
         </w:numPr>
-        <w:spacing w:before="240"/>
+        <w:spacing w:before="240" w:after="0" w:line="276" w:lineRule="auto"/>
         <w:rPr>
           <w:rFonts w:ascii="Roboto Mono" w:eastAsia="Roboto Mono" w:hAnsi="Roboto Mono" w:cs="Roboto Mono"/>
         </w:rPr>
@@ -1542,6 +1748,7 @@
           <w:ilvl w:val="0"/>
           <w:numId w:val="1"/>
         </w:numPr>
+        <w:spacing w:after="0" w:line="276" w:lineRule="auto"/>
         <w:rPr>
           <w:rFonts w:ascii="Roboto Mono" w:eastAsia="Roboto Mono" w:hAnsi="Roboto Mono" w:cs="Roboto Mono"/>
         </w:rPr>
@@ -1565,7 +1772,7 @@
           <w:ilvl w:val="0"/>
           <w:numId w:val="1"/>
         </w:numPr>
-        <w:spacing w:after="240"/>
+        <w:spacing w:after="240" w:line="276" w:lineRule="auto"/>
         <w:rPr>
           <w:rFonts w:ascii="Roboto Mono" w:eastAsia="Roboto Mono" w:hAnsi="Roboto Mono" w:cs="Roboto Mono"/>
         </w:rPr>
@@ -1585,7 +1792,7 @@
     </w:p>
     <w:p>
       <w:r>
-        <w:pict w14:anchorId="186F3970">
+        <w:pict w14:anchorId="6AACE197">
           <v:rect id="_x0000_i1027" style="width:0;height:1.5pt" o:hralign="center" o:hrstd="t" o:hr="t" fillcolor="#a0a0a0" stroked="f"/>
         </w:pict>
       </w:r>
@@ -1612,51 +1819,77 @@
       </w:pPr>
       <w:r>
         <w:rPr>
-          <w:b/>
-          <w:shd w:val="clear" w:color="auto" w:fill="B7B7B7"/>
-        </w:rPr>
-        <w:t># Source</w:t>
-      </w:r>
-      <w:r>
-        <w:rPr>
-          <w:shd w:val="clear" w:color="auto" w:fill="B7B7B7"/>
-        </w:rPr>
-        <w:t xml:space="preserve">: </w:t>
-      </w:r>
-      <w:r>
-        <w:rPr>
-          <w:b/>
-          <w:shd w:val="clear" w:color="auto" w:fill="B7B7B7"/>
-        </w:rPr>
-        <w:t xml:space="preserve">Chatgpt </w:t>
-      </w:r>
-      <w:r>
-        <w:rPr>
-          <w:b/>
-          <w:sz w:val="14"/>
-          <w:szCs w:val="14"/>
-          <w:shd w:val="clear" w:color="auto" w:fill="B7B7B7"/>
-        </w:rPr>
-        <w:t>(GPT</w:t>
-      </w:r>
-      <w:r>
-        <w:rPr>
-          <w:rFonts w:ascii="Cambria Math" w:hAnsi="Cambria Math" w:cs="Cambria Math"/>
-          <w:b/>
-          <w:sz w:val="14"/>
-          <w:szCs w:val="14"/>
-          <w:shd w:val="clear" w:color="auto" w:fill="B7B7B7"/>
+          <w:rFonts w:ascii="Arial" w:eastAsia="Arial" w:hAnsi="Arial" w:cs="Arial"/>
+          <w:b/>
+          <w:color w:val="000000"/>
+          <w:sz w:val="18"/>
+          <w:highlight w:val="lightGray"/>
+        </w:rPr>
+        <w:t># Source: AI Source: Provided by: [Data Path</w:t>
+      </w:r>
+      <w:r>
+        <w:rPr>
+          <w:rFonts w:ascii="Arial" w:eastAsia="Arial" w:hAnsi="Arial" w:cs="Arial"/>
+          <w:color w:val="000000"/>
+          <w:sz w:val="18"/>
+          <w:highlight w:val="lightGray"/>
+        </w:rPr>
+        <w:t xml:space="preserve">: Persons Table -&gt; ID Column: 1, Name_En Column: Motasem Essam] -&gt; </w:t>
+      </w:r>
+      <w:r>
+        <w:rPr>
+          <w:rFonts w:ascii="Arial" w:eastAsia="Arial" w:hAnsi="Arial" w:cs="Arial"/>
+          <w:b/>
+          <w:color w:val="000000"/>
+          <w:sz w:val="18"/>
+          <w:highlight w:val="lightGray"/>
+        </w:rPr>
+        <w:t>From:</w:t>
+      </w:r>
+      <w:r>
+        <w:rPr>
+          <w:rFonts w:ascii="Arial" w:eastAsia="Arial" w:hAnsi="Arial" w:cs="Arial"/>
+          <w:color w:val="000000"/>
+          <w:sz w:val="18"/>
+          <w:highlight w:val="lightGray"/>
+        </w:rPr>
+        <w:t xml:space="preserve"> [Chatgpt (GPT</w:t>
+      </w:r>
+      <w:r>
+        <w:rPr>
+          <w:rFonts w:ascii="Arial" w:eastAsia="Arial" w:hAnsi="Arial" w:cs="Cambria Math"/>
+          <w:color w:val="000000"/>
+          <w:sz w:val="18"/>
+          <w:highlight w:val="lightGray"/>
         </w:rPr>
         <w:t>‑</w:t>
       </w:r>
       <w:r>
         <w:rPr>
-          <w:b/>
-          <w:sz w:val="14"/>
-          <w:szCs w:val="14"/>
-          <w:shd w:val="clear" w:color="auto" w:fill="B7B7B7"/>
-        </w:rPr>
-        <w:t>5 Mini) at [8/18/2025]</w:t>
+          <w:rFonts w:ascii="Arial" w:eastAsia="Arial" w:hAnsi="Arial" w:cs="Arial"/>
+          <w:color w:val="000000"/>
+          <w:sz w:val="18"/>
+          <w:highlight w:val="lightGray"/>
+        </w:rPr>
+        <w:t xml:space="preserve">5 Mini)] </w:t>
+      </w:r>
+      <w:r>
+        <w:rPr>
+          <w:rFonts w:ascii="Arial" w:eastAsia="Arial" w:hAnsi="Arial" w:cs="Arial"/>
+          <w:b/>
+          <w:color w:val="000000"/>
+          <w:sz w:val="18"/>
+          <w:highlight w:val="lightGray"/>
+        </w:rPr>
+        <w:t>on</w:t>
+      </w:r>
+      <w:r>
+        <w:rPr>
+          <w:rFonts w:ascii="Arial" w:eastAsia="Arial" w:hAnsi="Arial"/>
+          <w:sz w:val="18"/>
+          <w:highlight w:val="lightGray"/>
+        </w:rPr>
+        <w:t xml:space="preserve"> [8/18/2025]</w:t>
       </w:r>
     </w:p>
     <w:p>
@@ -1665,7 +1898,7 @@
           <w:ilvl w:val="0"/>
           <w:numId w:val="5"/>
         </w:numPr>
-        <w:spacing w:before="240"/>
+        <w:spacing w:before="240" w:after="0" w:line="276" w:lineRule="auto"/>
       </w:pPr>
       <w:r>
         <w:rPr>
@@ -1699,6 +1932,7 @@
           <w:ilvl w:val="0"/>
           <w:numId w:val="5"/>
         </w:numPr>
+        <w:spacing w:after="0" w:line="276" w:lineRule="auto"/>
       </w:pPr>
       <w:r>
         <w:rPr>
@@ -1732,6 +1966,7 @@
           <w:ilvl w:val="0"/>
           <w:numId w:val="5"/>
         </w:numPr>
+        <w:spacing w:after="0" w:line="276" w:lineRule="auto"/>
       </w:pPr>
       <w:r>
         <w:rPr>
@@ -1765,7 +2000,7 @@
           <w:ilvl w:val="0"/>
           <w:numId w:val="5"/>
         </w:numPr>
-        <w:spacing w:after="240"/>
+        <w:spacing w:after="240" w:line="276" w:lineRule="auto"/>
       </w:pPr>
       <w:r>
         <w:rPr>
@@ -1792,7 +2027,7 @@
     </w:p>
     <w:p>
       <w:r>
-        <w:pict w14:anchorId="7DFB35E1">
+        <w:pict w14:anchorId="05574DA7">
           <v:rect id="_x0000_i1028" style="width:0;height:1.5pt" o:hralign="center" o:hrstd="t" o:hr="t" fillcolor="#a0a0a0" stroked="f"/>
         </w:pict>
       </w:r>
@@ -1824,13 +2059,14 @@
         <w:t>.</w:t>
       </w:r>
     </w:p>
+    <w:p/>
     <w:p/>
     <w:p/>
     <w:sectPr>
       <w:pgSz w:w="12240" w:h="15840"/>
       <w:pgMar w:top="1440" w:right="1440" w:bottom="1440" w:left="1440" w:header="720" w:footer="720" w:gutter="0"/>
-      <w:pgNumType w:start="1"/>
       <w:cols w:space="720"/>
+      <w:docGrid w:linePitch="360"/>
     </w:sectPr>
   </w:body>
 </w:document>
@@ -2937,18 +3173,6 @@
   <w:style w:type="paragraph" w:default="1" w:styleId="Normal">
     <w:name w:val="Normal"/>
     <w:qFormat/>
-    <w:rsid w:val="00F26BFB"/>
-    <w:pPr>
-      <w:spacing w:after="0" w:line="276" w:lineRule="auto"/>
-    </w:pPr>
-    <w:rPr>
-      <w:rFonts w:ascii="Arial" w:eastAsia="Arial" w:hAnsi="Arial" w:cs="Arial"/>
-      <w:kern w:val="0"/>
-      <w:sz w:val="22"/>
-      <w:szCs w:val="22"/>
-      <w:lang w:val="en"/>
-      <w14:ligatures w14:val="none"/>
-    </w:rPr>
   </w:style>
   <w:style w:type="paragraph" w:styleId="Heading1">
     <w:name w:val="heading 1"/>
@@ -2957,7 +3181,7 @@
     <w:link w:val="Heading1Char"/>
     <w:uiPriority w:val="9"/>
     <w:qFormat/>
-    <w:rsid w:val="005B4AF8"/>
+    <w:rsid w:val="00541137"/>
     <w:pPr>
       <w:keepNext/>
       <w:keepLines/>
@@ -2979,7 +3203,7 @@
     <w:uiPriority w:val="9"/>
     <w:unhideWhenUsed/>
     <w:qFormat/>
-    <w:rsid w:val="005B4AF8"/>
+    <w:rsid w:val="00541137"/>
     <w:pPr>
       <w:keepNext/>
       <w:keepLines/>
@@ -3001,7 +3225,7 @@
     <w:uiPriority w:val="9"/>
     <w:unhideWhenUsed/>
     <w:qFormat/>
-    <w:rsid w:val="005B4AF8"/>
+    <w:rsid w:val="00541137"/>
     <w:pPr>
       <w:keepNext/>
       <w:keepLines/>
@@ -3024,7 +3248,7 @@
     <w:semiHidden/>
     <w:unhideWhenUsed/>
     <w:qFormat/>
-    <w:rsid w:val="005B4AF8"/>
+    <w:rsid w:val="00541137"/>
     <w:pPr>
       <w:keepNext/>
       <w:keepLines/>
@@ -3047,7 +3271,7 @@
     <w:semiHidden/>
     <w:unhideWhenUsed/>
     <w:qFormat/>
-    <w:rsid w:val="005B4AF8"/>
+    <w:rsid w:val="00541137"/>
     <w:pPr>
       <w:keepNext/>
       <w:keepLines/>
@@ -3068,11 +3292,11 @@
     <w:semiHidden/>
     <w:unhideWhenUsed/>
     <w:qFormat/>
-    <w:rsid w:val="005B4AF8"/>
+    <w:rsid w:val="00541137"/>
     <w:pPr>
       <w:keepNext/>
       <w:keepLines/>
-      <w:spacing w:before="40"/>
+      <w:spacing w:before="40" w:after="0"/>
       <w:outlineLvl w:val="5"/>
     </w:pPr>
     <w:rPr>
@@ -3091,11 +3315,11 @@
     <w:semiHidden/>
     <w:unhideWhenUsed/>
     <w:qFormat/>
-    <w:rsid w:val="005B4AF8"/>
+    <w:rsid w:val="00541137"/>
     <w:pPr>
       <w:keepNext/>
       <w:keepLines/>
-      <w:spacing w:before="40"/>
+      <w:spacing w:before="40" w:after="0"/>
       <w:outlineLvl w:val="6"/>
     </w:pPr>
     <w:rPr>
@@ -3112,10 +3336,11 @@
     <w:semiHidden/>
     <w:unhideWhenUsed/>
     <w:qFormat/>
-    <w:rsid w:val="005B4AF8"/>
+    <w:rsid w:val="00541137"/>
     <w:pPr>
       <w:keepNext/>
       <w:keepLines/>
+      <w:spacing w:after="0"/>
       <w:outlineLvl w:val="7"/>
     </w:pPr>
     <w:rPr>
@@ -3134,10 +3359,11 @@
     <w:semiHidden/>
     <w:unhideWhenUsed/>
     <w:qFormat/>
-    <w:rsid w:val="005B4AF8"/>
+    <w:rsid w:val="00541137"/>
     <w:pPr>
       <w:keepNext/>
       <w:keepLines/>
+      <w:spacing w:after="0"/>
       <w:outlineLvl w:val="8"/>
     </w:pPr>
     <w:rPr>
@@ -3177,7 +3403,7 @@
     <w:basedOn w:val="DefaultParagraphFont"/>
     <w:link w:val="Heading1"/>
     <w:uiPriority w:val="9"/>
-    <w:rsid w:val="005B4AF8"/>
+    <w:rsid w:val="00541137"/>
     <w:rPr>
       <w:rFonts w:asciiTheme="majorHAnsi" w:eastAsiaTheme="majorEastAsia" w:hAnsiTheme="majorHAnsi" w:cstheme="majorBidi"/>
       <w:color w:val="2F5496" w:themeColor="accent1" w:themeShade="BF"/>
@@ -3190,7 +3416,7 @@
     <w:basedOn w:val="DefaultParagraphFont"/>
     <w:link w:val="Heading2"/>
     <w:uiPriority w:val="9"/>
-    <w:rsid w:val="005B4AF8"/>
+    <w:rsid w:val="00541137"/>
     <w:rPr>
       <w:rFonts w:asciiTheme="majorHAnsi" w:eastAsiaTheme="majorEastAsia" w:hAnsiTheme="majorHAnsi" w:cstheme="majorBidi"/>
       <w:color w:val="2F5496" w:themeColor="accent1" w:themeShade="BF"/>
@@ -3203,7 +3429,7 @@
     <w:basedOn w:val="DefaultParagraphFont"/>
     <w:link w:val="Heading3"/>
     <w:uiPriority w:val="9"/>
-    <w:rsid w:val="005B4AF8"/>
+    <w:rsid w:val="00541137"/>
     <w:rPr>
       <w:rFonts w:eastAsiaTheme="majorEastAsia" w:cstheme="majorBidi"/>
       <w:color w:val="2F5496" w:themeColor="accent1" w:themeShade="BF"/>
@@ -3217,7 +3443,7 @@
     <w:link w:val="Heading4"/>
     <w:uiPriority w:val="9"/>
     <w:semiHidden/>
-    <w:rsid w:val="005B4AF8"/>
+    <w:rsid w:val="00541137"/>
     <w:rPr>
       <w:rFonts w:eastAsiaTheme="majorEastAsia" w:cstheme="majorBidi"/>
       <w:i/>
@@ -3231,7 +3457,7 @@
     <w:link w:val="Heading5"/>
     <w:uiPriority w:val="9"/>
     <w:semiHidden/>
-    <w:rsid w:val="005B4AF8"/>
+    <w:rsid w:val="00541137"/>
     <w:rPr>
       <w:rFonts w:eastAsiaTheme="majorEastAsia" w:cstheme="majorBidi"/>
       <w:color w:val="2F5496" w:themeColor="accent1" w:themeShade="BF"/>
@@ -3243,7 +3469,7 @@
     <w:link w:val="Heading6"/>
     <w:uiPriority w:val="9"/>
     <w:semiHidden/>
-    <w:rsid w:val="005B4AF8"/>
+    <w:rsid w:val="00541137"/>
     <w:rPr>
       <w:rFonts w:eastAsiaTheme="majorEastAsia" w:cstheme="majorBidi"/>
       <w:i/>
@@ -3257,7 +3483,7 @@
     <w:link w:val="Heading7"/>
     <w:uiPriority w:val="9"/>
     <w:semiHidden/>
-    <w:rsid w:val="005B4AF8"/>
+    <w:rsid w:val="00541137"/>
     <w:rPr>
       <w:rFonts w:eastAsiaTheme="majorEastAsia" w:cstheme="majorBidi"/>
       <w:color w:val="595959" w:themeColor="text1" w:themeTint="A6"/>
@@ -3269,7 +3495,7 @@
     <w:link w:val="Heading8"/>
     <w:uiPriority w:val="9"/>
     <w:semiHidden/>
-    <w:rsid w:val="005B4AF8"/>
+    <w:rsid w:val="00541137"/>
     <w:rPr>
       <w:rFonts w:eastAsiaTheme="majorEastAsia" w:cstheme="majorBidi"/>
       <w:i/>
@@ -3283,7 +3509,7 @@
     <w:link w:val="Heading9"/>
     <w:uiPriority w:val="9"/>
     <w:semiHidden/>
-    <w:rsid w:val="005B4AF8"/>
+    <w:rsid w:val="00541137"/>
     <w:rPr>
       <w:rFonts w:eastAsiaTheme="majorEastAsia" w:cstheme="majorBidi"/>
       <w:color w:val="272727" w:themeColor="text1" w:themeTint="D8"/>
@@ -3296,7 +3522,7 @@
     <w:link w:val="TitleChar"/>
     <w:uiPriority w:val="10"/>
     <w:qFormat/>
-    <w:rsid w:val="005B4AF8"/>
+    <w:rsid w:val="00541137"/>
     <w:pPr>
       <w:spacing w:after="80" w:line="240" w:lineRule="auto"/>
       <w:contextualSpacing/>
@@ -3314,7 +3540,7 @@
     <w:basedOn w:val="DefaultParagraphFont"/>
     <w:link w:val="Title"/>
     <w:uiPriority w:val="10"/>
-    <w:rsid w:val="005B4AF8"/>
+    <w:rsid w:val="00541137"/>
     <w:rPr>
       <w:rFonts w:asciiTheme="majorHAnsi" w:eastAsiaTheme="majorEastAsia" w:hAnsiTheme="majorHAnsi" w:cstheme="majorBidi"/>
       <w:spacing w:val="-10"/>
@@ -3330,7 +3556,7 @@
     <w:link w:val="SubtitleChar"/>
     <w:uiPriority w:val="11"/>
     <w:qFormat/>
-    <w:rsid w:val="005B4AF8"/>
+    <w:rsid w:val="00541137"/>
     <w:pPr>
       <w:numPr>
         <w:ilvl w:val="1"/>
@@ -3349,7 +3575,7 @@
     <w:basedOn w:val="DefaultParagraphFont"/>
     <w:link w:val="Subtitle"/>
     <w:uiPriority w:val="11"/>
-    <w:rsid w:val="005B4AF8"/>
+    <w:rsid w:val="00541137"/>
     <w:rPr>
       <w:rFonts w:eastAsiaTheme="majorEastAsia" w:cstheme="majorBidi"/>
       <w:color w:val="595959" w:themeColor="text1" w:themeTint="A6"/>
@@ -3365,7 +3591,7 @@
     <w:link w:val="QuoteChar"/>
     <w:uiPriority w:val="29"/>
     <w:qFormat/>
-    <w:rsid w:val="005B4AF8"/>
+    <w:rsid w:val="00541137"/>
     <w:pPr>
       <w:spacing w:before="160"/>
       <w:jc w:val="center"/>
@@ -3381,7 +3607,7 @@
     <w:basedOn w:val="DefaultParagraphFont"/>
     <w:link w:val="Quote"/>
     <w:uiPriority w:val="29"/>
-    <w:rsid w:val="005B4AF8"/>
+    <w:rsid w:val="00541137"/>
     <w:rPr>
       <w:i/>
       <w:iCs/>
@@ -3393,7 +3619,7 @@
     <w:basedOn w:val="Normal"/>
     <w:uiPriority w:val="34"/>
     <w:qFormat/>
-    <w:rsid w:val="005B4AF8"/>
+    <w:rsid w:val="00541137"/>
     <w:pPr>
       <w:ind w:left="720"/>
       <w:contextualSpacing/>
@@ -3404,7 +3630,7 @@
     <w:basedOn w:val="DefaultParagraphFont"/>
     <w:uiPriority w:val="21"/>
     <w:qFormat/>
-    <w:rsid w:val="005B4AF8"/>
+    <w:rsid w:val="00541137"/>
     <w:rPr>
       <w:i/>
       <w:iCs/>
@@ -3418,7 +3644,7 @@
     <w:link w:val="IntenseQuoteChar"/>
     <w:uiPriority w:val="30"/>
     <w:qFormat/>
-    <w:rsid w:val="005B4AF8"/>
+    <w:rsid w:val="00541137"/>
     <w:pPr>
       <w:pBdr>
         <w:top w:val="single" w:sz="4" w:space="10" w:color="2F5496" w:themeColor="accent1" w:themeShade="BF"/>
@@ -3439,7 +3665,7 @@
     <w:basedOn w:val="DefaultParagraphFont"/>
     <w:link w:val="IntenseQuote"/>
     <w:uiPriority w:val="30"/>
-    <w:rsid w:val="005B4AF8"/>
+    <w:rsid w:val="00541137"/>
     <w:rPr>
       <w:i/>
       <w:iCs/>
@@ -3451,7 +3677,7 @@
     <w:basedOn w:val="DefaultParagraphFont"/>
     <w:uiPriority w:val="32"/>
     <w:qFormat/>
-    <w:rsid w:val="005B4AF8"/>
+    <w:rsid w:val="00541137"/>
     <w:rPr>
       <w:b/>
       <w:bCs/>
